--- a/commands.docx
+++ b/commands.docx
@@ -20,6 +20,17 @@
     <w:p/>
     <w:p>
       <w:r>
+        <w:t>ollama pull llama3</w:t>
+      </w:r>
+    </w:p>
+    <w:p>
+      <w:r>
+        <w:t>ollama run llama3</w:t>
+      </w:r>
+    </w:p>
+    <w:p/>
+    <w:p>
+      <w:r>
         <w:t>Frontend:</w:t>
       </w:r>
     </w:p>
@@ -36,6 +47,124 @@
     <w:p>
       <w:r>
         <w:t>npm run dev</w:t>
+      </w:r>
+    </w:p>
+    <w:p>
+      <w:r>
+        <w:drawing>
+          <wp:inline distT="0" distB="0" distL="0" distR="0" wp14:anchorId="21D62810" wp14:editId="3419E87B">
+            <wp:extent cx="5731510" cy="2543175"/>
+            <wp:effectExtent l="0" t="0" r="2540" b="9525"/>
+            <wp:docPr id="309105940" name="Picture 1"/>
+            <wp:cNvGraphicFramePr>
+              <a:graphicFrameLocks xmlns:a="http://schemas.openxmlformats.org/drawingml/2006/main" noChangeAspect="1"/>
+            </wp:cNvGraphicFramePr>
+            <a:graphic xmlns:a="http://schemas.openxmlformats.org/drawingml/2006/main">
+              <a:graphicData uri="http://schemas.openxmlformats.org/drawingml/2006/picture">
+                <pic:pic xmlns:pic="http://schemas.openxmlformats.org/drawingml/2006/picture">
+                  <pic:nvPicPr>
+                    <pic:cNvPr id="309105940" name=""/>
+                    <pic:cNvPicPr/>
+                  </pic:nvPicPr>
+                  <pic:blipFill>
+                    <a:blip r:embed="rId4"/>
+                    <a:stretch>
+                      <a:fillRect/>
+                    </a:stretch>
+                  </pic:blipFill>
+                  <pic:spPr>
+                    <a:xfrm>
+                      <a:off x="0" y="0"/>
+                      <a:ext cx="5731510" cy="2543175"/>
+                    </a:xfrm>
+                    <a:prstGeom prst="rect">
+                      <a:avLst/>
+                    </a:prstGeom>
+                  </pic:spPr>
+                </pic:pic>
+              </a:graphicData>
+            </a:graphic>
+          </wp:inline>
+        </w:drawing>
+      </w:r>
+    </w:p>
+    <w:p>
+      <w:r>
+        <w:drawing>
+          <wp:inline distT="0" distB="0" distL="0" distR="0" wp14:anchorId="6B9A9041" wp14:editId="1BB3FC8C">
+            <wp:extent cx="5731510" cy="1564640"/>
+            <wp:effectExtent l="0" t="0" r="2540" b="0"/>
+            <wp:docPr id="741348740" name="Picture 1"/>
+            <wp:cNvGraphicFramePr>
+              <a:graphicFrameLocks xmlns:a="http://schemas.openxmlformats.org/drawingml/2006/main" noChangeAspect="1"/>
+            </wp:cNvGraphicFramePr>
+            <a:graphic xmlns:a="http://schemas.openxmlformats.org/drawingml/2006/main">
+              <a:graphicData uri="http://schemas.openxmlformats.org/drawingml/2006/picture">
+                <pic:pic xmlns:pic="http://schemas.openxmlformats.org/drawingml/2006/picture">
+                  <pic:nvPicPr>
+                    <pic:cNvPr id="741348740" name=""/>
+                    <pic:cNvPicPr/>
+                  </pic:nvPicPr>
+                  <pic:blipFill>
+                    <a:blip r:embed="rId5"/>
+                    <a:stretch>
+                      <a:fillRect/>
+                    </a:stretch>
+                  </pic:blipFill>
+                  <pic:spPr>
+                    <a:xfrm>
+                      <a:off x="0" y="0"/>
+                      <a:ext cx="5731510" cy="1564640"/>
+                    </a:xfrm>
+                    <a:prstGeom prst="rect">
+                      <a:avLst/>
+                    </a:prstGeom>
+                  </pic:spPr>
+                </pic:pic>
+              </a:graphicData>
+            </a:graphic>
+          </wp:inline>
+        </w:drawing>
+      </w:r>
+    </w:p>
+    <w:p>
+      <w:r>
+        <w:lastRenderedPageBreak/>
+        <w:drawing>
+          <wp:inline distT="0" distB="0" distL="0" distR="0" wp14:anchorId="0718BF49" wp14:editId="28A97DF8">
+            <wp:extent cx="5731510" cy="2271395"/>
+            <wp:effectExtent l="0" t="0" r="2540" b="0"/>
+            <wp:docPr id="648075201" name="Picture 1"/>
+            <wp:cNvGraphicFramePr>
+              <a:graphicFrameLocks xmlns:a="http://schemas.openxmlformats.org/drawingml/2006/main" noChangeAspect="1"/>
+            </wp:cNvGraphicFramePr>
+            <a:graphic xmlns:a="http://schemas.openxmlformats.org/drawingml/2006/main">
+              <a:graphicData uri="http://schemas.openxmlformats.org/drawingml/2006/picture">
+                <pic:pic xmlns:pic="http://schemas.openxmlformats.org/drawingml/2006/picture">
+                  <pic:nvPicPr>
+                    <pic:cNvPr id="648075201" name=""/>
+                    <pic:cNvPicPr/>
+                  </pic:nvPicPr>
+                  <pic:blipFill>
+                    <a:blip r:embed="rId6"/>
+                    <a:stretch>
+                      <a:fillRect/>
+                    </a:stretch>
+                  </pic:blipFill>
+                  <pic:spPr>
+                    <a:xfrm>
+                      <a:off x="0" y="0"/>
+                      <a:ext cx="5731510" cy="2271395"/>
+                    </a:xfrm>
+                    <a:prstGeom prst="rect">
+                      <a:avLst/>
+                    </a:prstGeom>
+                  </pic:spPr>
+                </pic:pic>
+              </a:graphicData>
+            </a:graphic>
+          </wp:inline>
+        </w:drawing>
       </w:r>
     </w:p>
     <w:sectPr>
